--- a/Labs/Lab2/report.docx
+++ b/Labs/Lab2/report.docx
@@ -935,6 +935,10 @@
     <w:p>
       <w:pPr>
         <w:pStyle w:val="3"/>
+        <w:rPr>
+          <w:rFonts w:hint="default"/>
+          <w:lang w:val="en-US"/>
+        </w:rPr>
       </w:pPr>
       <w:r>
         <w:drawing>
@@ -979,49 +983,8 @@
           </wp:inline>
         </w:drawing>
       </w:r>
-    </w:p>
-    <w:p>
-      <w:pPr>
-        <w:pStyle w:val="3"/>
-        <w:rPr>
-          <w:rFonts w:hint="default"/>
-          <w:lang w:val="en-US"/>
-        </w:rPr>
-      </w:pPr>
       <w:bookmarkStart w:id="0" w:name="_GoBack"/>
       <w:bookmarkEnd w:id="0"/>
-    </w:p>
-    <w:p>
-      <w:pPr>
-        <w:pStyle w:val="3"/>
-        <w:rPr>
-          <w:rFonts w:hint="default"/>
-          <w:lang w:val="ru-RU"/>
-        </w:rPr>
-      </w:pPr>
-    </w:p>
-    <w:p>
-      <w:pPr>
-        <w:pStyle w:val="3"/>
-      </w:pPr>
-    </w:p>
-    <w:p>
-      <w:pPr>
-        <w:pStyle w:val="3"/>
-        <w:rPr>
-          <w:rFonts w:hint="default"/>
-          <w:lang w:val="en-US"/>
-        </w:rPr>
-      </w:pPr>
-    </w:p>
-    <w:p>
-      <w:pPr>
-        <w:pStyle w:val="3"/>
-        <w:rPr>
-          <w:rFonts w:hint="default"/>
-          <w:lang w:val="en-US"/>
-        </w:rPr>
-      </w:pPr>
     </w:p>
     <w:p>
       <w:pPr>
